--- a/reference/startup-troubleshooting.docx
+++ b/reference/startup-troubleshooting.docx
@@ -3639,7 +3639,7 @@
       <w:rFonts w:asciiTheme="majorHAnsi" w:cstheme="majorBidi" w:eastAsiaTheme="majorEastAsia" w:hAnsiTheme="majorHAnsi"/>
       <w:b/>
       <w:bCs/>
-      <w:color w:themeColor="accent1" w:themeShade="B5" w:val="345A8A"/>
+      <w:color w:themeColor="accent1" w:themeShade="B5" w:val="4B2479"/>
       <w:sz w:val="36"/>
       <w:szCs w:val="36"/>
     </w:rPr>
@@ -3695,7 +3695,7 @@
       <w:sz w:val="20"/>
       <w:szCs w:val="20"/>
       <w:b/>
-      <w:color w:val="345A8A"/>
+      <w:color w:val="4B2479"/>
       &gt;
     </w:rPr>
   </w:style>
@@ -3738,7 +3738,7 @@
       <w:rFonts w:asciiTheme="majorHAnsi" w:cstheme="majorBidi" w:eastAsiaTheme="majorEastAsia" w:hAnsiTheme="majorHAnsi"/>
       <w:b/>
       <w:bCs/>
-      <w:color w:themeColor="accent1" w:val="4F81BD"/>
+      <w:color w:themeColor="accent1" w:val="753BBD"/>
       <w:sz w:val="32"/>
       <w:szCs w:val="32"/>
     </w:rPr>
@@ -3760,7 +3760,7 @@
       <w:rFonts w:asciiTheme="majorHAnsi" w:cstheme="majorBidi" w:eastAsiaTheme="majorEastAsia" w:hAnsiTheme="majorHAnsi"/>
       <w:b/>
       <w:bCs/>
-      <w:color w:themeColor="accent1" w:val="4F81BD"/>
+      <w:color w:themeColor="accent1" w:val="753BBD"/>
       <w:sz w:val="28"/>
       <w:szCs w:val="28"/>
     </w:rPr>
@@ -3782,7 +3782,7 @@
       <w:rFonts w:asciiTheme="majorHAnsi" w:cstheme="majorBidi" w:eastAsiaTheme="majorEastAsia" w:hAnsiTheme="majorHAnsi"/>
       <w:b/>
       <w:bCs/>
-      <w:color w:themeColor="accent1" w:val="4F81BD"/>
+      <w:color w:themeColor="accent1" w:val="753BBD"/>
       <w:sz w:val="24"/>
       <w:szCs w:val="24"/>
     </w:rPr>
@@ -3804,7 +3804,7 @@
       <w:rFonts w:asciiTheme="majorHAnsi" w:cstheme="majorBidi" w:eastAsiaTheme="majorEastAsia" w:hAnsiTheme="majorHAnsi"/>
       <w:i/>
       <w:bCs/>
-      <w:color w:themeColor="accent1" w:val="4F81BD"/>
+      <w:color w:themeColor="accent1" w:val="753BBD"/>
       <w:sz w:val="24"/>
       <w:szCs w:val="24"/>
     </w:rPr>
@@ -3825,7 +3825,7 @@
     <w:rPr>
       <w:rFonts w:asciiTheme="majorHAnsi" w:cstheme="majorBidi" w:eastAsiaTheme="majorEastAsia" w:hAnsiTheme="majorHAnsi"/>
       <w:iCs/>
-      <w:color w:themeColor="accent1" w:val="4F81BD"/>
+      <w:color w:themeColor="accent1" w:val="753BBD"/>
       <w:sz w:val="24"/>
       <w:szCs w:val="24"/>
     </w:rPr>
@@ -3845,7 +3845,7 @@
     </w:pPr>
     <w:rPr>
       <w:rFonts w:asciiTheme="majorHAnsi" w:cstheme="majorBidi" w:eastAsiaTheme="majorEastAsia" w:hAnsiTheme="majorHAnsi"/>
-      <w:color w:themeColor="accent1" w:val="4F81BD"/>
+      <w:color w:themeColor="accent1" w:val="753BBD"/>
       <w:sz w:val="24"/>
       <w:szCs w:val="24"/>
     </w:rPr>
@@ -3865,7 +3865,7 @@
     </w:pPr>
     <w:rPr>
       <w:rFonts w:asciiTheme="majorHAnsi" w:cstheme="majorBidi" w:eastAsiaTheme="majorEastAsia" w:hAnsiTheme="majorHAnsi"/>
-      <w:color w:themeColor="accent1" w:val="4F81BD"/>
+      <w:color w:themeColor="accent1" w:val="753BBD"/>
       <w:sz w:val="24"/>
       <w:szCs w:val="24"/>
     </w:rPr>
@@ -3885,7 +3885,7 @@
     </w:pPr>
     <w:rPr>
       <w:rFonts w:asciiTheme="majorHAnsi" w:cstheme="majorBidi" w:eastAsiaTheme="majorEastAsia" w:hAnsiTheme="majorHAnsi"/>
-      <w:color w:themeColor="accent1" w:val="4F81BD"/>
+      <w:color w:themeColor="accent1" w:val="753BBD"/>
       <w:sz w:val="24"/>
       <w:szCs w:val="24"/>
     </w:rPr>
@@ -3905,7 +3905,7 @@
     </w:pPr>
     <w:rPr>
       <w:rFonts w:asciiTheme="majorHAnsi" w:cstheme="majorBidi" w:eastAsiaTheme="majorEastAsia" w:hAnsiTheme="majorHAnsi"/>
-      <w:color w:themeColor="accent1" w:val="4F81BD"/>
+      <w:color w:themeColor="accent1" w:val="753BBD"/>
       <w:sz w:val="24"/>
       <w:szCs w:val="24"/>
     </w:rPr>
@@ -4044,7 +4044,7 @@
     <w:name w:val="Hyperlink"/>
     <w:basedOn w:val="BodyTextChar"/>
     <w:rPr>
-      <w:color w:themeColor="accent1" w:val="4F81BD"/>
+      <w:color w:themeColor="accent1" w:val="753BBD"/>
     </w:rPr>
   </w:style>
   <w:style w:styleId="TOCHeading" w:type="paragraph">
@@ -4347,7 +4347,7 @@
         <a:srgbClr val="E8E8E8"/>
       </a:lt2>
       <a:accent1>
-        <a:srgbClr val="156082"/>
+        <a:srgbClr val="753BBD"/>
       </a:accent1>
       <a:accent2>
         <a:srgbClr val="E97132"/>
@@ -4365,7 +4365,7 @@
         <a:srgbClr val="4EA72E"/>
       </a:accent6>
       <a:hlink>
-        <a:srgbClr val="467886"/>
+        <a:srgbClr val="5E2F98"/>
       </a:hlink>
       <a:folHlink>
         <a:srgbClr val="96607D"/>
